--- a/KURIKULUM2026_REVISI/015_SIMULASI_AKSELERASI_KELULUSAN_7_SEMESTER.docx
+++ b/KURIKULUM2026_REVISI/015_SIMULASI_AKSELERASI_KELULUSAN_7_SEMESTER.docx
@@ -2773,7 +2773,7 @@
                 <w:color w:val="A02828"/>
                 <w:sz w:val="18"/>
               </w:rPr>
-              <w:t>STI-201</w:t>
+              <w:t>STI-204</w:t>
             </w:r>
           </w:p>
         </w:tc>
@@ -2975,7 +2975,7 @@
                 <w:color w:val="A02828"/>
                 <w:sz w:val="18"/>
               </w:rPr>
-              <w:t>STI-202</w:t>
+              <w:t>STI-205</w:t>
             </w:r>
           </w:p>
         </w:tc>
@@ -4571,7 +4571,7 @@
           <w:color w:val="262626"/>
           <w:sz w:val="21"/>
         </w:rPr>
-        <w:t xml:space="preserve"> (`STI-506 Manajemen Proyek TI`).</w:t>
+        <w:t xml:space="preserve"> (`STI-523 Manajemen Proyek TI`).</w:t>
       </w:r>
     </w:p>
     <w:tbl>
@@ -4855,7 +4855,7 @@
                 <w:color w:val="A02828"/>
                 <w:sz w:val="18"/>
               </w:rPr>
-              <w:t>STI-301</w:t>
+              <w:t>STI-306</w:t>
             </w:r>
           </w:p>
         </w:tc>
@@ -5057,7 +5057,7 @@
                 <w:color w:val="A02828"/>
                 <w:sz w:val="18"/>
               </w:rPr>
-              <w:t>STI-302</w:t>
+              <w:t>STI-307</w:t>
             </w:r>
           </w:p>
         </w:tc>
@@ -5208,7 +5208,7 @@
                 <w:color w:val="A02828"/>
                 <w:sz w:val="18"/>
               </w:rPr>
-              <w:t>STI-201</w:t>
+              <w:t>STI-204</w:t>
             </w:r>
             <w:r>
               <w:rPr>
@@ -5275,7 +5275,7 @@
                 <w:color w:val="A02828"/>
                 <w:sz w:val="18"/>
               </w:rPr>
-              <w:t>STI-303</w:t>
+              <w:t>STI-308</w:t>
             </w:r>
           </w:p>
         </w:tc>
@@ -5477,7 +5477,7 @@
                 <w:color w:val="A02828"/>
                 <w:sz w:val="18"/>
               </w:rPr>
-              <w:t>STI-304</w:t>
+              <w:t>STI-309</w:t>
             </w:r>
           </w:p>
         </w:tc>
@@ -5679,7 +5679,7 @@
                 <w:color w:val="A02828"/>
                 <w:sz w:val="18"/>
               </w:rPr>
-              <w:t>STI-305</w:t>
+              <w:t>STI-310</w:t>
             </w:r>
           </w:p>
         </w:tc>
@@ -5881,7 +5881,7 @@
                 <w:color w:val="A02828"/>
                 <w:sz w:val="18"/>
               </w:rPr>
-              <w:t>STI-306</w:t>
+              <w:t>STI-311</w:t>
             </w:r>
           </w:p>
         </w:tc>
@@ -6083,7 +6083,7 @@
                 <w:color w:val="A02828"/>
                 <w:sz w:val="18"/>
               </w:rPr>
-              <w:t>STI-307</w:t>
+              <w:t>STI-312</w:t>
             </w:r>
           </w:p>
         </w:tc>
@@ -6287,7 +6287,7 @@
                 <w:color w:val="262626"/>
                 <w:sz w:val="19"/>
               </w:rPr>
-              <w:t>`STI-506`</w:t>
+              <w:t>`STI-523`</w:t>
             </w:r>
           </w:p>
         </w:tc>
@@ -6692,7 +6692,7 @@
           <w:color w:val="262626"/>
           <w:sz w:val="21"/>
         </w:rPr>
-        <w:t xml:space="preserve"> (`STI-602 Smart City &amp; Pem. Digital`).</w:t>
+        <w:t xml:space="preserve"> (`STI-625 Smart City &amp; Pem. Digital`).</w:t>
       </w:r>
     </w:p>
     <w:tbl>
@@ -6976,7 +6976,7 @@
                 <w:color w:val="A02828"/>
                 <w:sz w:val="18"/>
               </w:rPr>
-              <w:t>STI-401</w:t>
+              <w:t>STI-413</w:t>
             </w:r>
           </w:p>
         </w:tc>
@@ -7111,7 +7111,7 @@
                 <w:color w:val="A02828"/>
                 <w:sz w:val="18"/>
               </w:rPr>
-              <w:t>STI-202</w:t>
+              <w:t>STI-205</w:t>
             </w:r>
             <w:r>
               <w:rPr>
@@ -7127,7 +7127,7 @@
                 <w:color w:val="A02828"/>
                 <w:sz w:val="18"/>
               </w:rPr>
-              <w:t>STI-302</w:t>
+              <w:t>STI-307</w:t>
             </w:r>
             <w:r>
               <w:rPr>
@@ -7194,7 +7194,7 @@
                 <w:color w:val="A02828"/>
                 <w:sz w:val="18"/>
               </w:rPr>
-              <w:t>STI-403</w:t>
+              <w:t>STI-414</w:t>
             </w:r>
           </w:p>
         </w:tc>
@@ -7329,7 +7329,7 @@
                 <w:color w:val="A02828"/>
                 <w:sz w:val="18"/>
               </w:rPr>
-              <w:t>STI-302</w:t>
+              <w:t>STI-307</w:t>
             </w:r>
             <w:r>
               <w:rPr>
@@ -7396,7 +7396,7 @@
                 <w:color w:val="A02828"/>
                 <w:sz w:val="18"/>
               </w:rPr>
-              <w:t>STI-402</w:t>
+              <w:t>STI-415</w:t>
             </w:r>
           </w:p>
         </w:tc>
@@ -7598,7 +7598,7 @@
                 <w:color w:val="A02828"/>
                 <w:sz w:val="18"/>
               </w:rPr>
-              <w:t>STI-407</w:t>
+              <w:t>STI-416</w:t>
             </w:r>
           </w:p>
         </w:tc>
@@ -7749,7 +7749,7 @@
                 <w:color w:val="A02828"/>
                 <w:sz w:val="18"/>
               </w:rPr>
-              <w:t>STI-306</w:t>
+              <w:t>STI-311</w:t>
             </w:r>
             <w:r>
               <w:rPr>
@@ -7816,7 +7816,7 @@
                 <w:color w:val="A02828"/>
                 <w:sz w:val="18"/>
               </w:rPr>
-              <w:t>STI-404</w:t>
+              <w:t>STI-417</w:t>
             </w:r>
           </w:p>
         </w:tc>
@@ -7951,7 +7951,7 @@
                 <w:color w:val="A02828"/>
                 <w:sz w:val="18"/>
               </w:rPr>
-              <w:t>STI-307</w:t>
+              <w:t>STI-312</w:t>
             </w:r>
             <w:r>
               <w:rPr>
@@ -7967,7 +7967,7 @@
                 <w:color w:val="A02828"/>
                 <w:sz w:val="18"/>
               </w:rPr>
-              <w:t>STI-305</w:t>
+              <w:t>STI-310</w:t>
             </w:r>
             <w:r>
               <w:rPr>
@@ -8034,7 +8034,7 @@
                 <w:color w:val="A02828"/>
                 <w:sz w:val="18"/>
               </w:rPr>
-              <w:t>STI-405</w:t>
+              <w:t>STI-418</w:t>
             </w:r>
           </w:p>
         </w:tc>
@@ -8169,7 +8169,7 @@
                 <w:color w:val="A02828"/>
                 <w:sz w:val="18"/>
               </w:rPr>
-              <w:t>STI-307</w:t>
+              <w:t>STI-312</w:t>
             </w:r>
             <w:r>
               <w:rPr>
@@ -8828,7 +8828,7 @@
                 <w:color w:val="262626"/>
                 <w:sz w:val="19"/>
               </w:rPr>
-              <w:t>`STI-602`</w:t>
+              <w:t>`STI-625`</w:t>
             </w:r>
           </w:p>
         </w:tc>
@@ -9567,7 +9567,7 @@
                 <w:color w:val="A02828"/>
                 <w:sz w:val="18"/>
               </w:rPr>
-              <w:t>STI-501</w:t>
+              <w:t>STI-519</w:t>
             </w:r>
           </w:p>
         </w:tc>
@@ -9702,7 +9702,7 @@
                 <w:color w:val="A02828"/>
                 <w:sz w:val="18"/>
               </w:rPr>
-              <w:t>STI-401</w:t>
+              <w:t>STI-413</w:t>
             </w:r>
             <w:r>
               <w:rPr>
@@ -9769,7 +9769,7 @@
                 <w:color w:val="A02828"/>
                 <w:sz w:val="18"/>
               </w:rPr>
-              <w:t>STI-503</w:t>
+              <w:t>STI-520</w:t>
             </w:r>
           </w:p>
         </w:tc>
@@ -9904,7 +9904,7 @@
                 <w:color w:val="A02828"/>
                 <w:sz w:val="18"/>
               </w:rPr>
-              <w:t>STI-401</w:t>
+              <w:t>STI-413</w:t>
             </w:r>
             <w:r>
               <w:rPr>
@@ -9920,7 +9920,7 @@
                 <w:color w:val="A02828"/>
                 <w:sz w:val="18"/>
               </w:rPr>
-              <w:t>STI-402</w:t>
+              <w:t>STI-415</w:t>
             </w:r>
             <w:r>
               <w:rPr>
@@ -9987,7 +9987,7 @@
                 <w:color w:val="A02828"/>
                 <w:sz w:val="18"/>
               </w:rPr>
-              <w:t>STI-504</w:t>
+              <w:t>STI-521</w:t>
             </w:r>
           </w:p>
         </w:tc>
@@ -10122,7 +10122,7 @@
                 <w:color w:val="A02828"/>
                 <w:sz w:val="18"/>
               </w:rPr>
-              <w:t>STI-307</w:t>
+              <w:t>STI-312</w:t>
             </w:r>
             <w:r>
               <w:rPr>
@@ -10138,7 +10138,7 @@
                 <w:color w:val="A02828"/>
                 <w:sz w:val="18"/>
               </w:rPr>
-              <w:t>STI-305</w:t>
+              <w:t>STI-310</w:t>
             </w:r>
             <w:r>
               <w:rPr>
@@ -10205,7 +10205,7 @@
                 <w:color w:val="A02828"/>
                 <w:sz w:val="18"/>
               </w:rPr>
-              <w:t>STI-505</w:t>
+              <w:t>STI-522</w:t>
             </w:r>
           </w:p>
         </w:tc>
@@ -10340,7 +10340,7 @@
                 <w:color w:val="A02828"/>
                 <w:sz w:val="18"/>
               </w:rPr>
-              <w:t>STI-306</w:t>
+              <w:t>STI-311</w:t>
             </w:r>
             <w:r>
               <w:rPr>
@@ -10356,7 +10356,7 @@
                 <w:color w:val="A02828"/>
                 <w:sz w:val="18"/>
               </w:rPr>
-              <w:t>STI-407</w:t>
+              <w:t>STI-416</w:t>
             </w:r>
             <w:r>
               <w:rPr>
@@ -11025,7 +11025,7 @@
                 <w:color w:val="262626"/>
                 <w:sz w:val="19"/>
               </w:rPr>
-              <w:t>`STI-701`</w:t>
+              <w:t>`STI-728`</w:t>
             </w:r>
           </w:p>
         </w:tc>
@@ -11965,7 +11965,7 @@
                 <w:color w:val="A02828"/>
                 <w:sz w:val="18"/>
               </w:rPr>
-              <w:t>STI-601</w:t>
+              <w:t>STI-624</w:t>
             </w:r>
           </w:p>
         </w:tc>
@@ -12100,7 +12100,7 @@
                 <w:color w:val="A02828"/>
                 <w:sz w:val="18"/>
               </w:rPr>
-              <w:t>STI-501</w:t>
+              <w:t>STI-626</w:t>
             </w:r>
             <w:r>
               <w:rPr>
@@ -12116,7 +12116,7 @@
                 <w:color w:val="A02828"/>
                 <w:sz w:val="18"/>
               </w:rPr>
-              <w:t>STI-407</w:t>
+              <w:t>STI-416</w:t>
             </w:r>
             <w:r>
               <w:rPr>
@@ -12183,7 +12183,7 @@
                 <w:color w:val="A02828"/>
                 <w:sz w:val="18"/>
               </w:rPr>
-              <w:t>STI-603</w:t>
+              <w:t>STI-626</w:t>
             </w:r>
           </w:p>
         </w:tc>
@@ -12318,7 +12318,7 @@
                 <w:color w:val="A02828"/>
                 <w:sz w:val="18"/>
               </w:rPr>
-              <w:t>STI-405</w:t>
+              <w:t>STI-418</w:t>
             </w:r>
             <w:r>
               <w:rPr>
@@ -12385,7 +12385,7 @@
                 <w:color w:val="A02828"/>
                 <w:sz w:val="18"/>
               </w:rPr>
-              <w:t>STI-604</w:t>
+              <w:t>STI-627</w:t>
             </w:r>
           </w:p>
         </w:tc>
@@ -12520,7 +12520,7 @@
                 <w:color w:val="A02828"/>
                 <w:sz w:val="18"/>
               </w:rPr>
-              <w:t>STI-407</w:t>
+              <w:t>STI-416</w:t>
             </w:r>
             <w:r>
               <w:rPr>
@@ -13330,7 +13330,7 @@
                 <w:color w:val="262626"/>
                 <w:sz w:val="19"/>
               </w:rPr>
-              <w:t>Akselerasi: STI-506 Manpro Selesai, Syarat $\ge 100\text{ SKS}$ Terpenuhi ✅</w:t>
+              <w:t>Akselerasi: STI-523 Manpro Selesai, Syarat $\ge 100\text{ SKS}$ Terpenuhi ✅</w:t>
             </w:r>
           </w:p>
         </w:tc>
@@ -15200,7 +15200,7 @@
               <w:br/>
               <w:t>│ FST-612 PKL (Semester 5)     │ &gt;= 80 SKS    │ 85 SKS           │ MK Dasar OK  │ 🟢 MEMENUHI      │</w:t>
               <w:br/>
-              <w:t>│ FST-610 Capstone (Semester 6)│ &gt;= 100 SKS   │ 109 SKS          │ STI-506 OK   │ 🟢 MEMENUHI      │</w:t>
+              <w:t>│ FST-610 Capstone (Semester 6)│ &gt;= 100 SKS   │ 109 SKS          │ STI-523 OK   │ 🟢 MEMENUHI      │</w:t>
               <w:br/>
               <w:t>│ FST-613 Pra-Skripsi (Sem 6)  │ &gt;= 100 SKS   │ 109 SKS          │ FST-611 OK   │ 🟢 MEMENUHI      │</w:t>
               <w:br/>
